--- a/schools-presentations/A Gymnasiou/A5.2 Μ1 - Ηλεκτρονικό Ταχυδρομείο -  Εναλλακτικό Φύλλο Εργασίας.docx
+++ b/schools-presentations/A Gymnasiou/A5.2 Μ1 - Ηλεκτρονικό Ταχυδρομείο -  Εναλλακτικό Φύλλο Εργασίας.docx
@@ -511,7 +511,15 @@
                 <w:sz w:val="28"/>
                 <w:szCs w:val="28"/>
               </w:rPr>
-              <w:t>☐ Ολοκληρώθηκε</w:t>
+              <w:t>☐</w:t>
+            </w:r>
+            <w:r>
+              <w:rPr>
+                <w:color w:val="46505A"/>
+                <w:sz w:val="28"/>
+                <w:szCs w:val="28"/>
+              </w:rPr>
+              <w:t xml:space="preserve"> Ολοκληρώθηκε</w:t>
             </w:r>
           </w:p>
         </w:tc>
@@ -576,7 +584,15 @@
                 <w:szCs w:val="28"/>
                 <w:lang w:val="el-GR"/>
               </w:rPr>
-              <w:t xml:space="preserve"> τις διευθύνσεις των δύο συμμαθητών/τριών που έγραψες πιο πάνω.</w:t>
+              <w:t xml:space="preserve"> τις διευθύνσεις </w:t>
+            </w:r>
+            <w:r>
+              <w:rPr>
+                <w:sz w:val="28"/>
+                <w:szCs w:val="28"/>
+                <w:lang w:val="el-GR"/>
+              </w:rPr>
+              <w:t xml:space="preserve">δύο συμμαθητών/τριών </w:t>
             </w:r>
           </w:p>
           <w:p>
@@ -594,7 +610,15 @@
                 <w:sz w:val="28"/>
                 <w:szCs w:val="28"/>
               </w:rPr>
-              <w:t>☐ Ολοκληρώθηκε</w:t>
+              <w:t>☐</w:t>
+            </w:r>
+            <w:r>
+              <w:rPr>
+                <w:color w:val="46505A"/>
+                <w:sz w:val="28"/>
+                <w:szCs w:val="28"/>
+              </w:rPr>
+              <w:t xml:space="preserve"> Ολοκληρώθηκε</w:t>
             </w:r>
           </w:p>
         </w:tc>
@@ -695,6 +719,8 @@
             </w:r>
             <w:r>
               <w:rPr>
+                <w:b/>
+                <w:bCs/>
                 <w:sz w:val="28"/>
                 <w:szCs w:val="28"/>
               </w:rPr>
@@ -706,14 +732,7 @@
                 <w:szCs w:val="28"/>
                 <w:lang w:val="el-GR"/>
               </w:rPr>
-              <w:t xml:space="preserve"> βάλε τον/τη συμμαθητή/τρια Α και στο </w:t>
-            </w:r>
-            <w:r>
-              <w:rPr>
-                <w:sz w:val="28"/>
-                <w:szCs w:val="28"/>
-              </w:rPr>
-              <w:t>Cc</w:t>
+              <w:t xml:space="preserve"> βάλε </w:t>
             </w:r>
             <w:r>
               <w:rPr>
@@ -721,7 +740,81 @@
                 <w:szCs w:val="28"/>
                 <w:lang w:val="el-GR"/>
               </w:rPr>
-              <w:t xml:space="preserve"> τον/τη συμμαθητή/τρια Β.</w:t>
+              <w:t>ένα</w:t>
+            </w:r>
+            <w:r>
+              <w:rPr>
+                <w:sz w:val="28"/>
+                <w:szCs w:val="28"/>
+                <w:lang w:val="el-GR"/>
+              </w:rPr>
+              <w:t xml:space="preserve"> συμμαθητή</w:t>
+            </w:r>
+            <w:r>
+              <w:rPr>
+                <w:sz w:val="28"/>
+                <w:szCs w:val="28"/>
+                <w:lang w:val="el-GR"/>
+              </w:rPr>
+              <w:t xml:space="preserve"> σου</w:t>
+            </w:r>
+            <w:r>
+              <w:rPr>
+                <w:sz w:val="28"/>
+                <w:szCs w:val="28"/>
+                <w:lang w:val="el-GR"/>
+              </w:rPr>
+              <w:t xml:space="preserve"> και στο </w:t>
+            </w:r>
+            <w:r>
+              <w:rPr>
+                <w:b/>
+                <w:bCs/>
+                <w:sz w:val="28"/>
+                <w:szCs w:val="28"/>
+              </w:rPr>
+              <w:t>C</w:t>
+            </w:r>
+            <w:r>
+              <w:rPr>
+                <w:b/>
+                <w:bCs/>
+                <w:sz w:val="28"/>
+                <w:szCs w:val="28"/>
+              </w:rPr>
+              <w:t>C</w:t>
+            </w:r>
+            <w:r>
+              <w:rPr>
+                <w:sz w:val="28"/>
+                <w:szCs w:val="28"/>
+                <w:lang w:val="el-GR"/>
+              </w:rPr>
+              <w:t xml:space="preserve"> </w:t>
+            </w:r>
+            <w:r>
+              <w:rPr>
+                <w:sz w:val="28"/>
+                <w:szCs w:val="28"/>
+                <w:lang w:val="el-GR"/>
+              </w:rPr>
+              <w:t>τον</w:t>
+            </w:r>
+            <w:r>
+              <w:rPr>
+                <w:sz w:val="28"/>
+                <w:szCs w:val="28"/>
+                <w:lang w:val="el-GR"/>
+              </w:rPr>
+              <w:t xml:space="preserve"> καθηγητή σου</w:t>
+            </w:r>
+            <w:r>
+              <w:rPr>
+                <w:sz w:val="28"/>
+                <w:szCs w:val="28"/>
+                <w:lang w:val="el-GR"/>
+              </w:rPr>
+              <w:t>.</w:t>
             </w:r>
           </w:p>
           <w:p>
@@ -739,7 +832,15 @@
                 <w:sz w:val="28"/>
                 <w:szCs w:val="28"/>
               </w:rPr>
-              <w:t>☐ Ολοκληρώθηκε</w:t>
+              <w:t>☐</w:t>
+            </w:r>
+            <w:r>
+              <w:rPr>
+                <w:color w:val="46505A"/>
+                <w:sz w:val="28"/>
+                <w:szCs w:val="28"/>
+              </w:rPr>
+              <w:t xml:space="preserve"> Ολοκληρώθηκε</w:t>
             </w:r>
           </w:p>
         </w:tc>
@@ -837,7 +938,15 @@
                 <w:sz w:val="28"/>
                 <w:szCs w:val="28"/>
               </w:rPr>
-              <w:t>☐ Ολοκληρώθηκε</w:t>
+              <w:t>☐</w:t>
+            </w:r>
+            <w:r>
+              <w:rPr>
+                <w:color w:val="46505A"/>
+                <w:sz w:val="28"/>
+                <w:szCs w:val="28"/>
+              </w:rPr>
+              <w:t xml:space="preserve"> Ολοκληρώθηκε</w:t>
             </w:r>
           </w:p>
         </w:tc>
@@ -922,7 +1031,15 @@
                 <w:sz w:val="28"/>
                 <w:szCs w:val="28"/>
               </w:rPr>
-              <w:t>☐ Ολοκληρώθηκε</w:t>
+              <w:t>☐</w:t>
+            </w:r>
+            <w:r>
+              <w:rPr>
+                <w:color w:val="46505A"/>
+                <w:sz w:val="28"/>
+                <w:szCs w:val="28"/>
+              </w:rPr>
+              <w:t xml:space="preserve"> Ολοκληρώθηκε</w:t>
             </w:r>
           </w:p>
         </w:tc>
@@ -1015,7 +1132,15 @@
                 <w:sz w:val="28"/>
                 <w:szCs w:val="28"/>
               </w:rPr>
-              <w:t>☐ Ολοκληρώθηκε</w:t>
+              <w:t>☐</w:t>
+            </w:r>
+            <w:r>
+              <w:rPr>
+                <w:color w:val="46505A"/>
+                <w:sz w:val="28"/>
+                <w:szCs w:val="28"/>
+              </w:rPr>
+              <w:t xml:space="preserve"> Ολοκληρώθηκε</w:t>
             </w:r>
           </w:p>
         </w:tc>
@@ -1121,7 +1246,15 @@
                 <w:sz w:val="28"/>
                 <w:szCs w:val="28"/>
               </w:rPr>
-              <w:t>☐ Ολοκληρώθηκε</w:t>
+              <w:t>☐</w:t>
+            </w:r>
+            <w:r>
+              <w:rPr>
+                <w:color w:val="46505A"/>
+                <w:sz w:val="28"/>
+                <w:szCs w:val="28"/>
+              </w:rPr>
+              <w:t xml:space="preserve"> Ολοκληρώθηκε</w:t>
             </w:r>
           </w:p>
         </w:tc>
@@ -1234,7 +1367,15 @@
                 <w:sz w:val="28"/>
                 <w:szCs w:val="28"/>
               </w:rPr>
-              <w:t>☐ Ολοκληρώθηκε</w:t>
+              <w:t>☐</w:t>
+            </w:r>
+            <w:r>
+              <w:rPr>
+                <w:color w:val="46505A"/>
+                <w:sz w:val="28"/>
+                <w:szCs w:val="28"/>
+              </w:rPr>
+              <w:t xml:space="preserve"> Ολοκληρώθηκε</w:t>
             </w:r>
           </w:p>
         </w:tc>
@@ -1336,14 +1477,90 @@
           <w:szCs w:val="24"/>
           <w:lang w:val="el-GR"/>
         </w:rPr>
-        <w:t xml:space="preserve">☐ </w:t>
+        <w:t>☐</w:t>
+      </w:r>
+      <w:r>
+        <w:rPr>
+          <w:sz w:val="24"/>
+          <w:szCs w:val="24"/>
+          <w:lang w:val="el-GR"/>
+        </w:rPr>
+        <w:t xml:space="preserve"> </w:t>
       </w:r>
       <w:r>
         <w:rPr>
           <w:sz w:val="24"/>
           <w:szCs w:val="24"/>
         </w:rPr>
-        <w:t>To</w:t>
+        <w:t>Subject</w:t>
+      </w:r>
+    </w:p>
+    <w:p>
+      <w:pPr>
+        <w:spacing w:after="20"/>
+        <w:ind w:left="312"/>
+        <w:rPr>
+          <w:sz w:val="24"/>
+          <w:szCs w:val="24"/>
+          <w:lang w:val="el-GR"/>
+        </w:rPr>
+      </w:pPr>
+      <w:r>
+        <w:rPr>
+          <w:sz w:val="24"/>
+          <w:szCs w:val="24"/>
+          <w:lang w:val="el-GR"/>
+        </w:rPr>
+        <w:t>☐</w:t>
+      </w:r>
+      <w:r>
+        <w:rPr>
+          <w:sz w:val="24"/>
+          <w:szCs w:val="24"/>
+          <w:lang w:val="el-GR"/>
+        </w:rPr>
+        <w:t xml:space="preserve"> </w:t>
+      </w:r>
+      <w:r>
+        <w:rPr>
+          <w:sz w:val="24"/>
+          <w:szCs w:val="24"/>
+        </w:rPr>
+        <w:t>Sent</w:t>
+      </w:r>
+    </w:p>
+    <w:p>
+      <w:pPr>
+        <w:spacing w:after="20"/>
+        <w:ind w:left="312"/>
+        <w:rPr>
+          <w:sz w:val="24"/>
+          <w:szCs w:val="24"/>
+          <w:lang w:val="el-GR"/>
+        </w:rPr>
+      </w:pPr>
+      <w:r>
+        <w:rPr>
+          <w:sz w:val="24"/>
+          <w:szCs w:val="24"/>
+          <w:lang w:val="el-GR"/>
+        </w:rPr>
+        <w:t>☐</w:t>
+      </w:r>
+      <w:r>
+        <w:rPr>
+          <w:sz w:val="24"/>
+          <w:szCs w:val="24"/>
+          <w:lang w:val="el-GR"/>
+        </w:rPr>
+        <w:t xml:space="preserve"> </w:t>
+      </w:r>
+      <w:r>
+        <w:rPr>
+          <w:sz w:val="24"/>
+          <w:szCs w:val="24"/>
+        </w:rPr>
+        <w:t>Trash</w:t>
       </w:r>
     </w:p>
     <w:p>
@@ -1369,59 +1586,7 @@
           <w:sz w:val="24"/>
           <w:szCs w:val="24"/>
         </w:rPr>
-        <w:t>Subject</w:t>
-      </w:r>
-    </w:p>
-    <w:p>
-      <w:pPr>
-        <w:spacing w:after="20"/>
-        <w:ind w:left="312"/>
-        <w:rPr>
-          <w:sz w:val="24"/>
-          <w:szCs w:val="24"/>
-          <w:lang w:val="el-GR"/>
-        </w:rPr>
-      </w:pPr>
-      <w:r>
-        <w:rPr>
-          <w:sz w:val="24"/>
-          <w:szCs w:val="24"/>
-          <w:lang w:val="el-GR"/>
-        </w:rPr>
-        <w:t xml:space="preserve">☐ </w:t>
-      </w:r>
-      <w:r>
-        <w:rPr>
-          <w:sz w:val="24"/>
-          <w:szCs w:val="24"/>
-        </w:rPr>
-        <w:t>Sent</w:t>
-      </w:r>
-    </w:p>
-    <w:p>
-      <w:pPr>
-        <w:spacing w:after="20"/>
-        <w:ind w:left="312"/>
-        <w:rPr>
-          <w:sz w:val="24"/>
-          <w:szCs w:val="24"/>
-          <w:lang w:val="el-GR"/>
-        </w:rPr>
-      </w:pPr>
-      <w:r>
-        <w:rPr>
-          <w:sz w:val="24"/>
-          <w:szCs w:val="24"/>
-          <w:lang w:val="el-GR"/>
-        </w:rPr>
-        <w:t xml:space="preserve">☐ </w:t>
-      </w:r>
-      <w:r>
-        <w:rPr>
-          <w:sz w:val="24"/>
-          <w:szCs w:val="24"/>
-        </w:rPr>
-        <w:t>Trash</w:t>
+        <w:t>To</w:t>
       </w:r>
     </w:p>
     <w:p>
@@ -1476,6 +1641,60 @@
           <w:szCs w:val="24"/>
           <w:lang w:val="el-GR"/>
         </w:rPr>
+        <w:t>☐</w:t>
+      </w:r>
+      <w:r>
+        <w:rPr>
+          <w:sz w:val="24"/>
+          <w:szCs w:val="24"/>
+          <w:lang w:val="el-GR"/>
+        </w:rPr>
+        <w:t xml:space="preserve"> Απαντά σε όλους</w:t>
+      </w:r>
+    </w:p>
+    <w:p>
+      <w:pPr>
+        <w:spacing w:after="20"/>
+        <w:ind w:left="312"/>
+        <w:rPr>
+          <w:sz w:val="24"/>
+          <w:szCs w:val="24"/>
+          <w:lang w:val="el-GR"/>
+        </w:rPr>
+      </w:pPr>
+      <w:r>
+        <w:rPr>
+          <w:sz w:val="24"/>
+          <w:szCs w:val="24"/>
+          <w:lang w:val="el-GR"/>
+        </w:rPr>
+        <w:t>☐</w:t>
+      </w:r>
+      <w:r>
+        <w:rPr>
+          <w:sz w:val="24"/>
+          <w:szCs w:val="24"/>
+          <w:lang w:val="el-GR"/>
+        </w:rPr>
+        <w:t xml:space="preserve"> Διαγράφει το μήνυμα</w:t>
+      </w:r>
+    </w:p>
+    <w:p>
+      <w:pPr>
+        <w:spacing w:after="20"/>
+        <w:ind w:left="312"/>
+        <w:rPr>
+          <w:sz w:val="24"/>
+          <w:szCs w:val="24"/>
+          <w:lang w:val="el-GR"/>
+        </w:rPr>
+      </w:pPr>
+      <w:r>
+        <w:rPr>
+          <w:sz w:val="24"/>
+          <w:szCs w:val="24"/>
+          <w:lang w:val="el-GR"/>
+        </w:rPr>
         <w:t>☐ Απαντά μόνο στον αποστολέα</w:t>
       </w:r>
     </w:p>
@@ -1495,45 +1714,15 @@
           <w:szCs w:val="24"/>
           <w:lang w:val="el-GR"/>
         </w:rPr>
-        <w:t>☐ Απαντά σε όλους</w:t>
+        <w:t>☐</w:t>
       </w:r>
-    </w:p>
-    <w:p>
-      <w:pPr>
-        <w:spacing w:after="20"/>
-        <w:ind w:left="312"/>
-        <w:rPr>
-          <w:sz w:val="24"/>
-          <w:szCs w:val="24"/>
-          <w:lang w:val="el-GR"/>
-        </w:rPr>
-      </w:pPr>
       <w:r>
         <w:rPr>
           <w:sz w:val="24"/>
           <w:szCs w:val="24"/>
           <w:lang w:val="el-GR"/>
         </w:rPr>
-        <w:t>☐ Διαγράφει το μήνυμα</w:t>
-      </w:r>
-    </w:p>
-    <w:p>
-      <w:pPr>
-        <w:spacing w:after="20"/>
-        <w:ind w:left="312"/>
-        <w:rPr>
-          <w:sz w:val="24"/>
-          <w:szCs w:val="24"/>
-          <w:lang w:val="el-GR"/>
-        </w:rPr>
-      </w:pPr>
-      <w:r>
-        <w:rPr>
-          <w:sz w:val="24"/>
-          <w:szCs w:val="24"/>
-          <w:lang w:val="el-GR"/>
-        </w:rPr>
-        <w:t>☐ Δημιουργεί επαφή</w:t>
+        <w:t xml:space="preserve"> Δημιουργεί επαφή</w:t>
       </w:r>
     </w:p>
     <w:p>
@@ -1605,6 +1794,60 @@
           <w:szCs w:val="24"/>
           <w:lang w:val="el-GR"/>
         </w:rPr>
+        <w:t>☐</w:t>
+      </w:r>
+      <w:r>
+        <w:rPr>
+          <w:sz w:val="24"/>
+          <w:szCs w:val="24"/>
+          <w:lang w:val="el-GR"/>
+        </w:rPr>
+        <w:t xml:space="preserve"> Όταν θέλουμε να στείλουμε μόνο στον εαυτό μας</w:t>
+      </w:r>
+    </w:p>
+    <w:p>
+      <w:pPr>
+        <w:spacing w:after="20"/>
+        <w:ind w:left="312"/>
+        <w:rPr>
+          <w:sz w:val="24"/>
+          <w:szCs w:val="24"/>
+          <w:lang w:val="el-GR"/>
+        </w:rPr>
+      </w:pPr>
+      <w:r>
+        <w:rPr>
+          <w:sz w:val="24"/>
+          <w:szCs w:val="24"/>
+          <w:lang w:val="el-GR"/>
+        </w:rPr>
+        <w:t>☐</w:t>
+      </w:r>
+      <w:r>
+        <w:rPr>
+          <w:sz w:val="24"/>
+          <w:szCs w:val="24"/>
+          <w:lang w:val="el-GR"/>
+        </w:rPr>
+        <w:t xml:space="preserve"> Όταν θέλουμε να διαγράψουμε μήνυμα</w:t>
+      </w:r>
+    </w:p>
+    <w:p>
+      <w:pPr>
+        <w:spacing w:after="20"/>
+        <w:ind w:left="312"/>
+        <w:rPr>
+          <w:sz w:val="24"/>
+          <w:szCs w:val="24"/>
+          <w:lang w:val="el-GR"/>
+        </w:rPr>
+      </w:pPr>
+      <w:r>
+        <w:rPr>
+          <w:sz w:val="24"/>
+          <w:szCs w:val="24"/>
+          <w:lang w:val="el-GR"/>
+        </w:rPr>
         <w:t>☐ Όταν θέλουμε να απαντήσουμε στον αποστολέα και στους υπόλοιπους παραλήπτες</w:t>
       </w:r>
     </w:p>
@@ -1624,45 +1867,15 @@
           <w:szCs w:val="24"/>
           <w:lang w:val="el-GR"/>
         </w:rPr>
-        <w:t>☐ Όταν θέλουμε να στείλουμε μόνο στον εαυτό μας</w:t>
+        <w:t>☐</w:t>
       </w:r>
-    </w:p>
-    <w:p>
-      <w:pPr>
-        <w:spacing w:after="20"/>
-        <w:ind w:left="312"/>
-        <w:rPr>
-          <w:sz w:val="24"/>
-          <w:szCs w:val="24"/>
-          <w:lang w:val="el-GR"/>
-        </w:rPr>
-      </w:pPr>
       <w:r>
         <w:rPr>
           <w:sz w:val="24"/>
           <w:szCs w:val="24"/>
           <w:lang w:val="el-GR"/>
         </w:rPr>
-        <w:t>☐ Όταν θέλουμε να διαγράψουμε μήνυμα</w:t>
-      </w:r>
-    </w:p>
-    <w:p>
-      <w:pPr>
-        <w:spacing w:after="20"/>
-        <w:ind w:left="312"/>
-        <w:rPr>
-          <w:sz w:val="24"/>
-          <w:szCs w:val="24"/>
-          <w:lang w:val="el-GR"/>
-        </w:rPr>
-      </w:pPr>
-      <w:r>
-        <w:rPr>
-          <w:sz w:val="24"/>
-          <w:szCs w:val="24"/>
-          <w:lang w:val="el-GR"/>
-        </w:rPr>
-        <w:t>☐ Όταν δεν υπάρχει παραλήπτης</w:t>
+        <w:t xml:space="preserve"> Όταν δεν υπάρχει παραλήπτης</w:t>
       </w:r>
     </w:p>
     <w:p>
@@ -1700,33 +1913,15 @@
           <w:szCs w:val="24"/>
           <w:lang w:val="el-GR"/>
         </w:rPr>
-        <w:t xml:space="preserve">☐ </w:t>
+        <w:t>☐</w:t>
       </w:r>
-      <w:r>
-        <w:rPr>
-          <w:sz w:val="24"/>
-          <w:szCs w:val="24"/>
-        </w:rPr>
-        <w:t>Sent</w:t>
-      </w:r>
-    </w:p>
-    <w:p>
-      <w:pPr>
-        <w:spacing w:after="20"/>
-        <w:ind w:left="312"/>
-        <w:rPr>
-          <w:sz w:val="24"/>
-          <w:szCs w:val="24"/>
-          <w:lang w:val="el-GR"/>
-        </w:rPr>
-      </w:pPr>
       <w:r>
         <w:rPr>
           <w:sz w:val="24"/>
           <w:szCs w:val="24"/>
           <w:lang w:val="el-GR"/>
         </w:rPr>
-        <w:t xml:space="preserve">☐ </w:t>
+        <w:t xml:space="preserve"> </w:t>
       </w:r>
       <w:r>
         <w:rPr>
@@ -1752,78 +1947,15 @@
           <w:szCs w:val="24"/>
           <w:lang w:val="el-GR"/>
         </w:rPr>
-        <w:t xml:space="preserve">☐ </w:t>
+        <w:t>☐</w:t>
       </w:r>
-      <w:r>
-        <w:rPr>
-          <w:sz w:val="24"/>
-          <w:szCs w:val="24"/>
-        </w:rPr>
-        <w:t>Trash</w:t>
-      </w:r>
-    </w:p>
-    <w:p>
-      <w:pPr>
-        <w:spacing w:after="20"/>
-        <w:ind w:left="312"/>
-        <w:rPr>
-          <w:sz w:val="24"/>
-          <w:szCs w:val="24"/>
-          <w:lang w:val="el-GR"/>
-        </w:rPr>
-      </w:pPr>
       <w:r>
         <w:rPr>
           <w:sz w:val="24"/>
           <w:szCs w:val="24"/>
           <w:lang w:val="el-GR"/>
         </w:rPr>
-        <w:t xml:space="preserve">☐ </w:t>
-      </w:r>
-      <w:r>
-        <w:rPr>
-          <w:sz w:val="24"/>
-          <w:szCs w:val="24"/>
-        </w:rPr>
-        <w:t>Drafts</w:t>
-      </w:r>
-    </w:p>
-    <w:p>
-      <w:pPr>
-        <w:spacing w:before="80" w:after="40"/>
-        <w:rPr>
-          <w:sz w:val="24"/>
-          <w:szCs w:val="24"/>
-          <w:lang w:val="el-GR"/>
-        </w:rPr>
-      </w:pPr>
-      <w:r>
-        <w:rPr>
-          <w:b/>
-          <w:sz w:val="24"/>
-          <w:szCs w:val="24"/>
-          <w:lang w:val="el-GR"/>
-        </w:rPr>
-        <w:t>5. Πού πηγαίνει συνήθως ένα μήνυμα όταν το διαγράψουμε;</w:t>
-      </w:r>
-    </w:p>
-    <w:p>
-      <w:pPr>
-        <w:spacing w:after="20"/>
-        <w:ind w:left="312"/>
-        <w:rPr>
-          <w:sz w:val="24"/>
-          <w:szCs w:val="24"/>
-          <w:lang w:val="el-GR"/>
-        </w:rPr>
-      </w:pPr>
-      <w:r>
-        <w:rPr>
-          <w:sz w:val="24"/>
-          <w:szCs w:val="24"/>
-          <w:lang w:val="el-GR"/>
-        </w:rPr>
-        <w:t xml:space="preserve">☐ </w:t>
+        <w:t xml:space="preserve"> </w:t>
       </w:r>
       <w:r>
         <w:rPr>
@@ -1875,7 +2007,102 @@
           <w:szCs w:val="24"/>
           <w:lang w:val="el-GR"/>
         </w:rPr>
-        <w:t xml:space="preserve">☐ </w:t>
+        <w:t>☐</w:t>
+      </w:r>
+      <w:r>
+        <w:rPr>
+          <w:sz w:val="24"/>
+          <w:szCs w:val="24"/>
+          <w:lang w:val="el-GR"/>
+        </w:rPr>
+        <w:t xml:space="preserve"> </w:t>
+      </w:r>
+      <w:r>
+        <w:rPr>
+          <w:sz w:val="24"/>
+          <w:szCs w:val="24"/>
+        </w:rPr>
+        <w:t>Drafts</w:t>
+      </w:r>
+    </w:p>
+    <w:p>
+      <w:pPr>
+        <w:spacing w:before="80" w:after="40"/>
+        <w:rPr>
+          <w:sz w:val="24"/>
+          <w:szCs w:val="24"/>
+          <w:lang w:val="el-GR"/>
+        </w:rPr>
+      </w:pPr>
+      <w:r>
+        <w:rPr>
+          <w:b/>
+          <w:sz w:val="24"/>
+          <w:szCs w:val="24"/>
+          <w:lang w:val="el-GR"/>
+        </w:rPr>
+        <w:t>5. Πού πηγαίνει συνήθως ένα μήνυμα όταν το διαγράψουμε;</w:t>
+      </w:r>
+    </w:p>
+    <w:p>
+      <w:pPr>
+        <w:spacing w:after="20"/>
+        <w:ind w:left="312"/>
+        <w:rPr>
+          <w:sz w:val="24"/>
+          <w:szCs w:val="24"/>
+          <w:lang w:val="el-GR"/>
+        </w:rPr>
+      </w:pPr>
+      <w:r>
+        <w:rPr>
+          <w:sz w:val="24"/>
+          <w:szCs w:val="24"/>
+          <w:lang w:val="el-GR"/>
+        </w:rPr>
+        <w:t>☐</w:t>
+      </w:r>
+      <w:r>
+        <w:rPr>
+          <w:sz w:val="24"/>
+          <w:szCs w:val="24"/>
+          <w:lang w:val="el-GR"/>
+        </w:rPr>
+        <w:t xml:space="preserve"> </w:t>
+      </w:r>
+      <w:r>
+        <w:rPr>
+          <w:sz w:val="24"/>
+          <w:szCs w:val="24"/>
+        </w:rPr>
+        <w:t>Sent</w:t>
+      </w:r>
+    </w:p>
+    <w:p>
+      <w:pPr>
+        <w:spacing w:after="20"/>
+        <w:ind w:left="312"/>
+        <w:rPr>
+          <w:sz w:val="24"/>
+          <w:szCs w:val="24"/>
+          <w:lang w:val="el-GR"/>
+        </w:rPr>
+      </w:pPr>
+      <w:r>
+        <w:rPr>
+          <w:sz w:val="24"/>
+          <w:szCs w:val="24"/>
+          <w:lang w:val="el-GR"/>
+        </w:rPr>
+        <w:t>☐</w:t>
+      </w:r>
+      <w:r>
+        <w:rPr>
+          <w:sz w:val="24"/>
+          <w:szCs w:val="24"/>
+          <w:lang w:val="el-GR"/>
+        </w:rPr>
+        <w:t xml:space="preserve"> </w:t>
       </w:r>
       <w:r>
         <w:rPr>
@@ -1901,6 +2128,40 @@
           <w:szCs w:val="24"/>
           <w:lang w:val="el-GR"/>
         </w:rPr>
+        <w:t>☐</w:t>
+      </w:r>
+      <w:r>
+        <w:rPr>
+          <w:sz w:val="24"/>
+          <w:szCs w:val="24"/>
+          <w:lang w:val="el-GR"/>
+        </w:rPr>
+        <w:t xml:space="preserve"> </w:t>
+      </w:r>
+      <w:r>
+        <w:rPr>
+          <w:sz w:val="24"/>
+          <w:szCs w:val="24"/>
+        </w:rPr>
+        <w:t>Outbox</w:t>
+      </w:r>
+    </w:p>
+    <w:p>
+      <w:pPr>
+        <w:spacing w:after="20"/>
+        <w:ind w:left="312"/>
+        <w:rPr>
+          <w:sz w:val="24"/>
+          <w:szCs w:val="24"/>
+          <w:lang w:val="el-GR"/>
+        </w:rPr>
+      </w:pPr>
+      <w:r>
+        <w:rPr>
+          <w:sz w:val="24"/>
+          <w:szCs w:val="24"/>
+          <w:lang w:val="el-GR"/>
+        </w:rPr>
         <w:t xml:space="preserve">☐ </w:t>
       </w:r>
       <w:r>
@@ -1908,7 +2169,7 @@
           <w:sz w:val="24"/>
           <w:szCs w:val="24"/>
         </w:rPr>
-        <w:t>Outbox</w:t>
+        <w:t>Trash</w:t>
       </w:r>
     </w:p>
     <w:p>
@@ -1963,6 +2224,33 @@
           <w:szCs w:val="24"/>
           <w:lang w:val="el-GR"/>
         </w:rPr>
+        <w:t>☐</w:t>
+      </w:r>
+      <w:r>
+        <w:rPr>
+          <w:sz w:val="24"/>
+          <w:szCs w:val="24"/>
+          <w:lang w:val="el-GR"/>
+        </w:rPr>
+        <w:t xml:space="preserve"> Να αλλάξουμε το περιεχόμενο όλων των μηνυμάτων</w:t>
+      </w:r>
+    </w:p>
+    <w:p>
+      <w:pPr>
+        <w:spacing w:after="20"/>
+        <w:ind w:left="312"/>
+        <w:rPr>
+          <w:sz w:val="24"/>
+          <w:szCs w:val="24"/>
+          <w:lang w:val="el-GR"/>
+        </w:rPr>
+      </w:pPr>
+      <w:r>
+        <w:rPr>
+          <w:sz w:val="24"/>
+          <w:szCs w:val="24"/>
+          <w:lang w:val="el-GR"/>
+        </w:rPr>
         <w:t>☐ Να προσθέσουμε ή να διαγράψουμε ηλεκτρονικές διευθύνσεις</w:t>
       </w:r>
     </w:p>
@@ -1982,7 +2270,15 @@
           <w:szCs w:val="24"/>
           <w:lang w:val="el-GR"/>
         </w:rPr>
-        <w:t>☐ Να αλλάξουμε το περιεχόμενο όλων των μηνυμάτων</w:t>
+        <w:t>☐</w:t>
+      </w:r>
+      <w:r>
+        <w:rPr>
+          <w:sz w:val="24"/>
+          <w:szCs w:val="24"/>
+          <w:lang w:val="el-GR"/>
+        </w:rPr>
+        <w:t xml:space="preserve"> Να διαγράψουμε τον λογαριασμό μας</w:t>
       </w:r>
     </w:p>
     <w:p>
@@ -2001,26 +2297,15 @@
           <w:szCs w:val="24"/>
           <w:lang w:val="el-GR"/>
         </w:rPr>
-        <w:t>☐ Να διαγράψουμε τον λογαριασμό μας</w:t>
+        <w:t>☐</w:t>
       </w:r>
-    </w:p>
-    <w:p>
-      <w:pPr>
-        <w:spacing w:after="20"/>
-        <w:ind w:left="312"/>
-        <w:rPr>
-          <w:sz w:val="24"/>
-          <w:szCs w:val="24"/>
-          <w:lang w:val="el-GR"/>
-        </w:rPr>
-      </w:pPr>
       <w:r>
         <w:rPr>
           <w:sz w:val="24"/>
           <w:szCs w:val="24"/>
           <w:lang w:val="el-GR"/>
         </w:rPr>
-        <w:t>☐ Να αλλάξουμε τον κωδικό άλλου χρήστη</w:t>
+        <w:t xml:space="preserve"> Να αλλάξουμε τον κωδικό άλλου χρήστη</w:t>
       </w:r>
     </w:p>
     <w:p>
@@ -2087,7 +2372,15 @@
                 <w:sz w:val="24"/>
                 <w:szCs w:val="24"/>
               </w:rPr>
-              <w:t>☐ Έστειλα νέο μήνυμα</w:t>
+              <w:t>☐</w:t>
+            </w:r>
+            <w:r>
+              <w:rPr>
+                <w:b/>
+                <w:sz w:val="24"/>
+                <w:szCs w:val="24"/>
+              </w:rPr>
+              <w:t xml:space="preserve"> Έστειλα νέο μήνυμα</w:t>
             </w:r>
           </w:p>
         </w:tc>
@@ -2117,7 +2410,15 @@
                 <w:sz w:val="24"/>
                 <w:szCs w:val="24"/>
               </w:rPr>
-              <w:t>☐ Χρησιμοποίησα Reply</w:t>
+              <w:t>☐</w:t>
+            </w:r>
+            <w:r>
+              <w:rPr>
+                <w:b/>
+                <w:sz w:val="24"/>
+                <w:szCs w:val="24"/>
+              </w:rPr>
+              <w:t xml:space="preserve"> Χρησιμοποίησα Reply</w:t>
             </w:r>
           </w:p>
         </w:tc>
@@ -2147,7 +2448,15 @@
                 <w:sz w:val="24"/>
                 <w:szCs w:val="24"/>
               </w:rPr>
-              <w:t>☐ Χρησιμοποίησα Reply all</w:t>
+              <w:t>☐</w:t>
+            </w:r>
+            <w:r>
+              <w:rPr>
+                <w:b/>
+                <w:sz w:val="24"/>
+                <w:szCs w:val="24"/>
+              </w:rPr>
+              <w:t xml:space="preserve"> Χρησιμοποίησα Reply all</w:t>
             </w:r>
           </w:p>
         </w:tc>
@@ -2179,7 +2488,15 @@
                 <w:sz w:val="24"/>
                 <w:szCs w:val="24"/>
               </w:rPr>
-              <w:t>☐ Πρόσθεσα επαφές</w:t>
+              <w:t>☐</w:t>
+            </w:r>
+            <w:r>
+              <w:rPr>
+                <w:b/>
+                <w:sz w:val="24"/>
+                <w:szCs w:val="24"/>
+              </w:rPr>
+              <w:t xml:space="preserve"> Πρόσθεσα επαφές</w:t>
             </w:r>
           </w:p>
         </w:tc>
@@ -2209,7 +2526,15 @@
                 <w:sz w:val="24"/>
                 <w:szCs w:val="24"/>
               </w:rPr>
-              <w:t>☐ Διέγραψα μήνυμα</w:t>
+              <w:t>☐</w:t>
+            </w:r>
+            <w:r>
+              <w:rPr>
+                <w:b/>
+                <w:sz w:val="24"/>
+                <w:szCs w:val="24"/>
+              </w:rPr>
+              <w:t xml:space="preserve"> Διέγραψα μήνυμα</w:t>
             </w:r>
           </w:p>
         </w:tc>
@@ -2239,7 +2564,15 @@
                 <w:sz w:val="24"/>
                 <w:szCs w:val="24"/>
               </w:rPr>
-              <w:t>☐ Έκανα Sign out</w:t>
+              <w:t>☐</w:t>
+            </w:r>
+            <w:r>
+              <w:rPr>
+                <w:b/>
+                <w:sz w:val="24"/>
+                <w:szCs w:val="24"/>
+              </w:rPr>
+              <w:t xml:space="preserve"> Έκανα Sign out</w:t>
             </w:r>
           </w:p>
         </w:tc>
